--- a/Knowledge/2-Science/1-Formal sciences/0-Intro to Formal sciences/3-Wiki source/0-General information/Sources - General information - Wiki source.docx
+++ b/Knowledge/2-Science/1-Formal sciences/0-Intro to Formal sciences/3-Wiki source/0-General information/Sources - General information - Wiki source.docx
@@ -423,7 +423,25 @@
           <w:sz w:val="18"/>
           <w:szCs w:val="18"/>
         </w:rPr>
-        <w:t>Web Tool: Sejda - HTML to PDF (</w:t>
+        <w:t xml:space="preserve">Web Tool: </w:t>
+      </w:r>
+      <w:proofErr w:type="spellStart"/>
+      <w:r>
+        <w:rPr>
+          <w:bCs/>
+          <w:sz w:val="18"/>
+          <w:szCs w:val="18"/>
+        </w:rPr>
+        <w:t>Sejda</w:t>
+      </w:r>
+      <w:proofErr w:type="spellEnd"/>
+      <w:r>
+        <w:rPr>
+          <w:bCs/>
+          <w:sz w:val="18"/>
+          <w:szCs w:val="18"/>
+        </w:rPr>
+        <w:t xml:space="preserve"> - HTML to PDF (</w:t>
       </w:r>
       <w:hyperlink r:id="rId8" w:history="1">
         <w:r>
@@ -683,7 +701,43 @@
           <w:sz w:val="18"/>
           <w:szCs w:val="18"/>
         </w:rPr>
-        <w:t>StorageType: Cloud -&gt; Platform: GitHub -&gt; Account: topicsscience -&gt; Repository: kingdomheartsknowledge -&gt; Path: Knowledge/2-Science/1-Formal sciences/0-Intro to Formal sciences/..</w:t>
+        <w:t xml:space="preserve">Data Path: Content Storage Folder -&gt; </w:t>
+      </w:r>
+      <w:proofErr w:type="spellStart"/>
+      <w:r>
+        <w:rPr>
+          <w:bCs/>
+          <w:sz w:val="18"/>
+          <w:szCs w:val="18"/>
+        </w:rPr>
+        <w:t>ContentStorage</w:t>
+      </w:r>
+      <w:proofErr w:type="spellEnd"/>
+      <w:r>
+        <w:rPr>
+          <w:bCs/>
+          <w:sz w:val="18"/>
+          <w:szCs w:val="18"/>
+        </w:rPr>
+        <w:t xml:space="preserve"> Database -&gt; Folders Table -&gt; ID Column: 5, </w:t>
+      </w:r>
+      <w:proofErr w:type="spellStart"/>
+      <w:r>
+        <w:rPr>
+          <w:bCs/>
+          <w:sz w:val="18"/>
+          <w:szCs w:val="18"/>
+        </w:rPr>
+        <w:t>FolderOrFileName</w:t>
+      </w:r>
+      <w:proofErr w:type="spellEnd"/>
+      <w:r>
+        <w:rPr>
+          <w:bCs/>
+          <w:sz w:val="18"/>
+          <w:szCs w:val="18"/>
+        </w:rPr>
+        <w:t xml:space="preserve"> Column: Intro to Formal Science</w:t>
       </w:r>
     </w:p>
     <w:p>
@@ -1140,7 +1194,25 @@
           <w:sz w:val="18"/>
           <w:szCs w:val="18"/>
         </w:rPr>
-        <w:t>Web Tool: Sejda - HTML to PDF (https://www.sejda.com/html-to-pdf) [convert html to pdf]</w:t>
+        <w:t xml:space="preserve">Web Tool: </w:t>
+      </w:r>
+      <w:proofErr w:type="spellStart"/>
+      <w:r>
+        <w:rPr>
+          <w:bCs/>
+          <w:sz w:val="18"/>
+          <w:szCs w:val="18"/>
+        </w:rPr>
+        <w:t>Sejda</w:t>
+      </w:r>
+      <w:proofErr w:type="spellEnd"/>
+      <w:r>
+        <w:rPr>
+          <w:bCs/>
+          <w:sz w:val="18"/>
+          <w:szCs w:val="18"/>
+        </w:rPr>
+        <w:t xml:space="preserve"> - HTML to PDF (https://www.sejda.com/html-to-pdf) [convert html to pdf]</w:t>
       </w:r>
     </w:p>
     <w:p>
@@ -1381,7 +1453,43 @@
           <w:sz w:val="18"/>
           <w:szCs w:val="18"/>
         </w:rPr>
-        <w:t>StorageType: Cloud -&gt; Platform: GitHub -&gt; Account: topicsscience -&gt; Repository: kingdomheartsknowledge -&gt; Path: Knowledge/2-Science/1-Formal sciences/0-Intro to Formal sciences/..</w:t>
+        <w:t xml:space="preserve">Data Path: Content Storage Folder -&gt; </w:t>
+      </w:r>
+      <w:proofErr w:type="spellStart"/>
+      <w:r>
+        <w:rPr>
+          <w:bCs/>
+          <w:sz w:val="18"/>
+          <w:szCs w:val="18"/>
+        </w:rPr>
+        <w:t>ContentStorage</w:t>
+      </w:r>
+      <w:proofErr w:type="spellEnd"/>
+      <w:r>
+        <w:rPr>
+          <w:bCs/>
+          <w:sz w:val="18"/>
+          <w:szCs w:val="18"/>
+        </w:rPr>
+        <w:t xml:space="preserve"> Database -&gt; Folders Table -&gt; ID Column: 5, </w:t>
+      </w:r>
+      <w:proofErr w:type="spellStart"/>
+      <w:r>
+        <w:rPr>
+          <w:bCs/>
+          <w:sz w:val="18"/>
+          <w:szCs w:val="18"/>
+        </w:rPr>
+        <w:t>FolderOrFileName</w:t>
+      </w:r>
+      <w:proofErr w:type="spellEnd"/>
+      <w:r>
+        <w:rPr>
+          <w:bCs/>
+          <w:sz w:val="18"/>
+          <w:szCs w:val="18"/>
+        </w:rPr>
+        <w:t xml:space="preserve"> Column: Intro to Formal Science</w:t>
       </w:r>
     </w:p>
     <w:p>
@@ -1941,7 +2049,25 @@
           <w:sz w:val="18"/>
           <w:szCs w:val="18"/>
         </w:rPr>
-        <w:t>Web Tool: Sejda - HTML to PDF (https://www.sejda.com/html-to-pdf) [convert html to pdf]</w:t>
+        <w:t xml:space="preserve">Web Tool: </w:t>
+      </w:r>
+      <w:proofErr w:type="spellStart"/>
+      <w:r>
+        <w:rPr>
+          <w:bCs/>
+          <w:sz w:val="18"/>
+          <w:szCs w:val="18"/>
+        </w:rPr>
+        <w:t>Sejda</w:t>
+      </w:r>
+      <w:proofErr w:type="spellEnd"/>
+      <w:r>
+        <w:rPr>
+          <w:bCs/>
+          <w:sz w:val="18"/>
+          <w:szCs w:val="18"/>
+        </w:rPr>
+        <w:t xml:space="preserve"> - HTML to PDF (https://www.sejda.com/html-to-pdf) [convert html to pdf]</w:t>
       </w:r>
     </w:p>
     <w:p>
@@ -2182,7 +2308,43 @@
           <w:sz w:val="18"/>
           <w:szCs w:val="18"/>
         </w:rPr>
-        <w:t>StorageType: Cloud -&gt; Platform: GitHub -&gt; Account: topicsscience -&gt; Repository: kingdomheartsknowledge -&gt; Path: Knowledge/2-Science/1-Formal sciences/0-Intro to Formal sciences/..</w:t>
+        <w:t xml:space="preserve">Data Path: Content Storage Folder -&gt; </w:t>
+      </w:r>
+      <w:proofErr w:type="spellStart"/>
+      <w:r>
+        <w:rPr>
+          <w:bCs/>
+          <w:sz w:val="18"/>
+          <w:szCs w:val="18"/>
+        </w:rPr>
+        <w:t>ContentStorage</w:t>
+      </w:r>
+      <w:proofErr w:type="spellEnd"/>
+      <w:r>
+        <w:rPr>
+          <w:bCs/>
+          <w:sz w:val="18"/>
+          <w:szCs w:val="18"/>
+        </w:rPr>
+        <w:t xml:space="preserve"> Database -&gt; Folders Table -&gt; ID Column: 5, </w:t>
+      </w:r>
+      <w:proofErr w:type="spellStart"/>
+      <w:r>
+        <w:rPr>
+          <w:bCs/>
+          <w:sz w:val="18"/>
+          <w:szCs w:val="18"/>
+        </w:rPr>
+        <w:t>FolderOrFileName</w:t>
+      </w:r>
+      <w:proofErr w:type="spellEnd"/>
+      <w:r>
+        <w:rPr>
+          <w:bCs/>
+          <w:sz w:val="18"/>
+          <w:szCs w:val="18"/>
+        </w:rPr>
+        <w:t xml:space="preserve"> Column: Intro to Formal Science</w:t>
       </w:r>
     </w:p>
     <w:p>
@@ -2643,7 +2805,25 @@
           <w:sz w:val="18"/>
           <w:szCs w:val="18"/>
         </w:rPr>
-        <w:t>Web Tool: Sejda - HTML to PDF (https://www.sejda.com/html-to-pdf) [convert html to pdf]</w:t>
+        <w:t xml:space="preserve">Web Tool: </w:t>
+      </w:r>
+      <w:proofErr w:type="spellStart"/>
+      <w:r>
+        <w:rPr>
+          <w:bCs/>
+          <w:sz w:val="18"/>
+          <w:szCs w:val="18"/>
+        </w:rPr>
+        <w:t>Sejda</w:t>
+      </w:r>
+      <w:proofErr w:type="spellEnd"/>
+      <w:r>
+        <w:rPr>
+          <w:bCs/>
+          <w:sz w:val="18"/>
+          <w:szCs w:val="18"/>
+        </w:rPr>
+        <w:t xml:space="preserve"> - HTML to PDF (https://www.sejda.com/html-to-pdf) [convert html to pdf]</w:t>
       </w:r>
     </w:p>
     <w:p>
@@ -2884,7 +3064,43 @@
           <w:sz w:val="18"/>
           <w:szCs w:val="18"/>
         </w:rPr>
-        <w:t>StorageType: Cloud -&gt; Platform: GitHub -&gt; Account: topicsscience -&gt; Repository: kingdomheartsknowledge -&gt; Path: Knowledge/2-Science/1-Formal sciences/0-Intro to Formal sciences/..</w:t>
+        <w:t xml:space="preserve">Data Path: Content Storage Folder -&gt; </w:t>
+      </w:r>
+      <w:proofErr w:type="spellStart"/>
+      <w:r>
+        <w:rPr>
+          <w:bCs/>
+          <w:sz w:val="18"/>
+          <w:szCs w:val="18"/>
+        </w:rPr>
+        <w:t>ContentStorage</w:t>
+      </w:r>
+      <w:proofErr w:type="spellEnd"/>
+      <w:r>
+        <w:rPr>
+          <w:bCs/>
+          <w:sz w:val="18"/>
+          <w:szCs w:val="18"/>
+        </w:rPr>
+        <w:t xml:space="preserve"> Database -&gt; Folders Table -&gt; ID Column: 5, </w:t>
+      </w:r>
+      <w:proofErr w:type="spellStart"/>
+      <w:r>
+        <w:rPr>
+          <w:bCs/>
+          <w:sz w:val="18"/>
+          <w:szCs w:val="18"/>
+        </w:rPr>
+        <w:t>FolderOrFileName</w:t>
+      </w:r>
+      <w:proofErr w:type="spellEnd"/>
+      <w:r>
+        <w:rPr>
+          <w:bCs/>
+          <w:sz w:val="18"/>
+          <w:szCs w:val="18"/>
+        </w:rPr>
+        <w:t xml:space="preserve"> Column: Intro to Formal Science</w:t>
       </w:r>
     </w:p>
     <w:p>
